--- a/docs/Lessons/Lesson 12 - Hearing It Happen/Handouts/Lesson_12_Handout_Godot.docx
+++ b/docs/Lessons/Lesson 12 - Hearing It Happen/Handouts/Lesson_12_Handout_Godot.docx
@@ -163,7 +163,7 @@
         <w:spacing w:after="60"/>
       </w:pPr>
       <w:r>
-        <w:t xml:space="preserve">Add a new AudioStreamPlayer2D node to your main scene, named RoundSound - one shared player for the round-ending sounds (win, wave-clear, lose), since only one of them ever plays at a time.</w:t>
+        <w:t xml:space="preserve">Add a new AudioStreamPlayer2D node to GameManager, named WaveSound - today's one genuinely new sound, alongside the WinSound/LifeLostSound/GameOverSound nodes Lessons 6 and 8 already built (if you skipped those, add GameOverSound now too - it becomes mandatory starting today).</w:t>
       </w:r>
     </w:p>
     <w:p>
@@ -176,7 +176,7 @@
         <w:spacing w:after="60"/>
       </w:pPr>
       <w:r>
-        <w:t xml:space="preserve">Import sfx_wave.wav and sfx_lose.wav (Resources &gt; Import &gt; Sound) alongside your existing sfx_shoot.wav, sfx_hit.wav, and (if you built it) sfx_win.wav.</w:t>
+        <w:t xml:space="preserve">Import sfx_wave.wav (Resources &gt; Import &gt; Sound) alongside your existing sfx_shoot.wav, sfx_hit.wav, and sfx_gameover.wav/sfx_lifelost.wav/sfx_win.wav.</w:t>
       </w:r>
     </w:p>
     <w:p>
@@ -209,7 +209,7 @@
         <w:spacing w:after="60"/>
       </w:pPr>
       <w:r>
-        <w:t xml:space="preserve">On the Player, confirm $AudioStreamPlayer2D.play() already fires in your fire function next to bullet instantiation (from Lesson 3) - add it now if it's missing.</w:t>
+        <w:t xml:space="preserve">On the Player, confirm your AudioStreamPlayer2D.play() already fires in your fire function next to bullet instantiation (from Lesson 3) - add it now if it's missing.</w:t>
       </w:r>
     </w:p>
     <w:p>
@@ -235,7 +235,7 @@
         <w:spacing w:after="60"/>
       </w:pPr>
       <w:r>
-        <w:t xml:space="preserve">At the top of your main script, preload SND_WAVE and SND_LOSE constants (and SND_WIN, if you have it).</w:t>
+        <w:t xml:space="preserve">Assign the new WaveSound node's Stream to sfx_wave.wav in the Inspector.</w:t>
       </w:r>
     </w:p>
     <w:p>
@@ -248,7 +248,7 @@
         <w:spacing w:after="60"/>
       </w:pPr>
       <w:r>
-        <w:t xml:space="preserve">In _on_enemy_destroyed()'s nested if (from Lesson 11), assign RoundSound's stream and call .play() in each branch - SND_WIN for the true-win case (skip if you didn't build it), SND_WAVE for the wave-advance case.</w:t>
+        <w:t xml:space="preserve">In on_enemy_destroyed()'s nested if (from Lesson 11), add $WaveSound.play() to the wave-advance (else) branch.</w:t>
       </w:r>
     </w:p>
     <w:p>
@@ -261,7 +261,7 @@
         <w:spacing w:after="60"/>
       </w:pPr>
       <w:r>
-        <w:t xml:space="preserve">In _on_enemy_escaped()'s lose branch, assign RoundSound's stream to SND_LOSE and call .play().</w:t>
+        <w:t xml:space="preserve">On GameManager, confirm $GameOverSound.play() already fires in on_enemy_escaped()'s lives-reaches-zero branch (from Lesson 8) - add the node and the line now if either is missing. This sound is mandatory starting today even if you skipped it before.</w:t>
       </w:r>
     </w:p>
     <w:p>
@@ -289,67 +289,7 @@
           <w:sz w:val="20"/>
           <w:szCs w:val="20"/>
         </w:rPr>
-        <w:t xml:space="preserve"># Top of main script:</w:t>
-      </w:r>
-      <w:r>
-        <w:br/>
-        <w:t xml:space="preserve"/>
-      </w:r>
-      <w:r>
-        <w:rPr>
-          <w:rFonts w:ascii="Consolas" w:cs="Consolas" w:eastAsia="Consolas" w:hAnsi="Consolas"/>
-          <w:sz w:val="20"/>
-          <w:szCs w:val="20"/>
-        </w:rPr>
-        <w:t xml:space="preserve">const SND_WAVE = preload("res://sfx_wave.wav")</w:t>
-      </w:r>
-      <w:r>
-        <w:br/>
-        <w:t xml:space="preserve"/>
-      </w:r>
-      <w:r>
-        <w:rPr>
-          <w:rFonts w:ascii="Consolas" w:cs="Consolas" w:eastAsia="Consolas" w:hAnsi="Consolas"/>
-          <w:sz w:val="20"/>
-          <w:szCs w:val="20"/>
-        </w:rPr>
-        <w:t xml:space="preserve">const SND_LOSE = preload("res://sfx_lose.wav")</w:t>
-      </w:r>
-      <w:r>
-        <w:br/>
-        <w:t xml:space="preserve"/>
-      </w:r>
-      <w:r>
-        <w:rPr>
-          <w:rFonts w:ascii="Consolas" w:cs="Consolas" w:eastAsia="Consolas" w:hAnsi="Consolas"/>
-          <w:sz w:val="20"/>
-          <w:szCs w:val="20"/>
-        </w:rPr>
-        <w:t xml:space="preserve">const SND_WIN = preload("res://sfx_win.wav")  # only if you built Lesson 6's optional idea</w:t>
-      </w:r>
-      <w:r>
-        <w:br/>
-        <w:t xml:space="preserve"/>
-      </w:r>
-      <w:r>
-        <w:rPr>
-          <w:rFonts w:ascii="Consolas" w:cs="Consolas" w:eastAsia="Consolas" w:hAnsi="Consolas"/>
-          <w:sz w:val="20"/>
-          <w:szCs w:val="20"/>
-        </w:rPr>
-        <w:t xml:space="preserve"/>
-      </w:r>
-      <w:r>
-        <w:br/>
-        <w:t xml:space="preserve"/>
-      </w:r>
-      <w:r>
-        <w:rPr>
-          <w:rFonts w:ascii="Consolas" w:cs="Consolas" w:eastAsia="Consolas" w:hAnsi="Consolas"/>
-          <w:sz w:val="20"/>
-          <w:szCs w:val="20"/>
-        </w:rPr>
-        <w:t xml:space="preserve">func _on_enemy_destroyed():</w:t>
+        <w:t xml:space="preserve">func on_enemy_destroyed():</w:t>
       </w:r>
       <w:r>
         <w:br/>
@@ -433,31 +373,31 @@
           <w:sz w:val="20"/>
           <w:szCs w:val="20"/>
         </w:rPr>
-        <w:t xml:space="preserve">            $WinText.show()</w:t>
-      </w:r>
-      <w:r>
-        <w:br/>
-        <w:t xml:space="preserve"/>
-      </w:r>
-      <w:r>
-        <w:rPr>
-          <w:rFonts w:ascii="Consolas" w:cs="Consolas" w:eastAsia="Consolas" w:hAnsi="Consolas"/>
-          <w:sz w:val="20"/>
-          <w:szCs w:val="20"/>
-        </w:rPr>
-        <w:t xml:space="preserve">            $RoundSound.stream = SND_WIN</w:t>
-      </w:r>
-      <w:r>
-        <w:br/>
-        <w:t xml:space="preserve"/>
-      </w:r>
-      <w:r>
-        <w:rPr>
-          <w:rFonts w:ascii="Consolas" w:cs="Consolas" w:eastAsia="Consolas" w:hAnsi="Consolas"/>
-          <w:sz w:val="20"/>
-          <w:szCs w:val="20"/>
-        </w:rPr>
-        <w:t xml:space="preserve">            $RoundSound.play()</w:t>
+        <w:t xml:space="preserve">            get_node("../WinText").text = "You Win! Press R to Restart"</w:t>
+      </w:r>
+      <w:r>
+        <w:br/>
+        <w:t xml:space="preserve"/>
+      </w:r>
+      <w:r>
+        <w:rPr>
+          <w:rFonts w:ascii="Consolas" w:cs="Consolas" w:eastAsia="Consolas" w:hAnsi="Consolas"/>
+          <w:sz w:val="20"/>
+          <w:szCs w:val="20"/>
+        </w:rPr>
+        <w:t xml:space="preserve">            get_node("../WinText").show()</w:t>
+      </w:r>
+      <w:r>
+        <w:br/>
+        <w:t xml:space="preserve"/>
+      </w:r>
+      <w:r>
+        <w:rPr>
+          <w:rFonts w:ascii="Consolas" w:cs="Consolas" w:eastAsia="Consolas" w:hAnsi="Consolas"/>
+          <w:sz w:val="20"/>
+          <w:szCs w:val="20"/>
+        </w:rPr>
+        <w:t xml:space="preserve">            $WinSound.play()  # your Lesson 6 Level 3 sound</w:t>
       </w:r>
       <w:r>
         <w:br/>
@@ -517,55 +457,43 @@
           <w:sz w:val="20"/>
           <w:szCs w:val="20"/>
         </w:rPr>
-        <w:t xml:space="preserve">            $RoundSound.stream = SND_WAVE</w:t>
-      </w:r>
-      <w:r>
-        <w:br/>
-        <w:t xml:space="preserve"/>
-      </w:r>
-      <w:r>
-        <w:rPr>
-          <w:rFonts w:ascii="Consolas" w:cs="Consolas" w:eastAsia="Consolas" w:hAnsi="Consolas"/>
-          <w:sz w:val="20"/>
-          <w:szCs w:val="20"/>
-        </w:rPr>
-        <w:t xml:space="preserve">            $RoundSound.play()</w:t>
-      </w:r>
-      <w:r>
-        <w:br/>
-        <w:t xml:space="preserve"/>
-      </w:r>
-      <w:r>
-        <w:rPr>
-          <w:rFonts w:ascii="Consolas" w:cs="Consolas" w:eastAsia="Consolas" w:hAnsi="Consolas"/>
-          <w:sz w:val="20"/>
-          <w:szCs w:val="20"/>
-        </w:rPr>
-        <w:t xml:space="preserve">            spawn_wave()</w:t>
-      </w:r>
-      <w:r>
-        <w:br/>
-        <w:t xml:space="preserve"/>
-      </w:r>
-      <w:r>
-        <w:rPr>
-          <w:rFonts w:ascii="Consolas" w:cs="Consolas" w:eastAsia="Consolas" w:hAnsi="Consolas"/>
-          <w:sz w:val="20"/>
-          <w:szCs w:val="20"/>
-        </w:rPr>
-        <w:t xml:space="preserve"/>
-      </w:r>
-      <w:r>
-        <w:br/>
-        <w:t xml:space="preserve"/>
-      </w:r>
-      <w:r>
-        <w:rPr>
-          <w:rFonts w:ascii="Consolas" w:cs="Consolas" w:eastAsia="Consolas" w:hAnsi="Consolas"/>
-          <w:sz w:val="20"/>
-          <w:szCs w:val="20"/>
-        </w:rPr>
-        <w:t xml:space="preserve">func _on_enemy_escaped():</w:t>
+        <w:t xml:space="preserve">            $WaveSound.play()</w:t>
+      </w:r>
+      <w:r>
+        <w:br/>
+        <w:t xml:space="preserve"/>
+      </w:r>
+      <w:r>
+        <w:rPr>
+          <w:rFonts w:ascii="Consolas" w:cs="Consolas" w:eastAsia="Consolas" w:hAnsi="Consolas"/>
+          <w:sz w:val="20"/>
+          <w:szCs w:val="20"/>
+        </w:rPr>
+        <w:t xml:space="preserve">            get_parent().call_deferred("spawn_enemies")</w:t>
+      </w:r>
+      <w:r>
+        <w:br/>
+        <w:t xml:space="preserve"/>
+      </w:r>
+      <w:r>
+        <w:rPr>
+          <w:rFonts w:ascii="Consolas" w:cs="Consolas" w:eastAsia="Consolas" w:hAnsi="Consolas"/>
+          <w:sz w:val="20"/>
+          <w:szCs w:val="20"/>
+        </w:rPr>
+        <w:t xml:space="preserve"/>
+      </w:r>
+      <w:r>
+        <w:br/>
+        <w:t xml:space="preserve"/>
+      </w:r>
+      <w:r>
+        <w:rPr>
+          <w:rFonts w:ascii="Consolas" w:cs="Consolas" w:eastAsia="Consolas" w:hAnsi="Consolas"/>
+          <w:sz w:val="20"/>
+          <w:szCs w:val="20"/>
+        </w:rPr>
+        <w:t xml:space="preserve">func on_enemy_escaped():</w:t>
       </w:r>
       <w:r>
         <w:br/>
@@ -625,31 +553,55 @@
           <w:sz w:val="20"/>
           <w:szCs w:val="20"/>
         </w:rPr>
-        <w:t xml:space="preserve">        $LoseText.show()</w:t>
-      </w:r>
-      <w:r>
-        <w:br/>
-        <w:t xml:space="preserve"/>
-      </w:r>
-      <w:r>
-        <w:rPr>
-          <w:rFonts w:ascii="Consolas" w:cs="Consolas" w:eastAsia="Consolas" w:hAnsi="Consolas"/>
-          <w:sz w:val="20"/>
-          <w:szCs w:val="20"/>
-        </w:rPr>
-        <w:t xml:space="preserve">        $RoundSound.stream = SND_LOSE</w:t>
-      </w:r>
-      <w:r>
-        <w:br/>
-        <w:t xml:space="preserve"/>
-      </w:r>
-      <w:r>
-        <w:rPr>
-          <w:rFonts w:ascii="Consolas" w:cs="Consolas" w:eastAsia="Consolas" w:hAnsi="Consolas"/>
-          <w:sz w:val="20"/>
-          <w:szCs w:val="20"/>
-        </w:rPr>
-        <w:t xml:space="preserve">        $RoundSound.play()</w:t>
+        <w:t xml:space="preserve">        get_node("../LoseText").text = "Game Over - Press R to Restart"</w:t>
+      </w:r>
+      <w:r>
+        <w:br/>
+        <w:t xml:space="preserve"/>
+      </w:r>
+      <w:r>
+        <w:rPr>
+          <w:rFonts w:ascii="Consolas" w:cs="Consolas" w:eastAsia="Consolas" w:hAnsi="Consolas"/>
+          <w:sz w:val="20"/>
+          <w:szCs w:val="20"/>
+        </w:rPr>
+        <w:t xml:space="preserve">        get_node("../LoseText").show()</w:t>
+      </w:r>
+      <w:r>
+        <w:br/>
+        <w:t xml:space="preserve"/>
+      </w:r>
+      <w:r>
+        <w:rPr>
+          <w:rFonts w:ascii="Consolas" w:cs="Consolas" w:eastAsia="Consolas" w:hAnsi="Consolas"/>
+          <w:sz w:val="20"/>
+          <w:szCs w:val="20"/>
+        </w:rPr>
+        <w:t xml:space="preserve">        $GameOverSound.play()  # your Lesson 8 Level 3 sound, mandatory as of today</w:t>
+      </w:r>
+      <w:r>
+        <w:br/>
+        <w:t xml:space="preserve"/>
+      </w:r>
+      <w:r>
+        <w:rPr>
+          <w:rFonts w:ascii="Consolas" w:cs="Consolas" w:eastAsia="Consolas" w:hAnsi="Consolas"/>
+          <w:sz w:val="20"/>
+          <w:szCs w:val="20"/>
+        </w:rPr>
+        <w:t xml:space="preserve">    else:</w:t>
+      </w:r>
+      <w:r>
+        <w:br/>
+        <w:t xml:space="preserve"/>
+      </w:r>
+      <w:r>
+        <w:rPr>
+          <w:rFonts w:ascii="Consolas" w:cs="Consolas" w:eastAsia="Consolas" w:hAnsi="Consolas"/>
+          <w:sz w:val="20"/>
+          <w:szCs w:val="20"/>
+        </w:rPr>
+        <w:t xml:space="preserve">        $LifeLostSound.play()  # your Lesson 8 Level 3 sound</w:t>
       </w:r>
     </w:p>
     <w:p>
@@ -695,7 +647,7 @@
         <w:spacing w:after="60"/>
       </w:pPr>
       <w:r>
-        <w:t xml:space="preserve">If you built the optional win sound, confirm it still plays on the true win, and SND_WAVE doesn't also fire on that same frame.</w:t>
+        <w:t xml:space="preserve">If you built the optional win sound, confirm it still plays on the true win, and WaveSound doesn't also fire on that same frame.</w:t>
       </w:r>
     </w:p>
     <w:p>
@@ -708,7 +660,7 @@
         <w:spacing w:after="60"/>
       </w:pPr>
       <w:r>
-        <w:t xml:space="preserve">Confirm you're setting .stream immediately before every .play() call on RoundSound, not relying on whatever it was set to last.</w:t>
+        <w:t xml:space="preserve">Confirm $WaveSound, like $WinSound/$LifeLostSound/$GameOverSound, is its own dedicated node - no shared stream-swapping needed, since each node only ever plays its own one clip.</w:t>
       </w:r>
     </w:p>
     <w:p>
@@ -729,7 +681,7 @@
         <w:spacing w:after="60"/>
       </w:pPr>
       <w:r>
-        <w:t xml:space="preserve">Audio: if you haven't already, add the optional win sound now - it slots into the exact same $RoundSound.play() pattern as today's wave/lose sounds, just a third constant.</w:t>
+        <w:t xml:space="preserve">Audio: if you haven't already, add the optional win sound now - it's the same $WinSound.play() pattern Lesson 6 built, alongside today's WaveSound.</w:t>
       </w:r>
     </w:p>
     <w:p>
@@ -755,7 +707,7 @@
         <w:spacing w:after="60"/>
       </w:pPr>
       <w:r>
-        <w:t xml:space="preserve">Structure: notice RoundSound is shared by three different outcomes (win, wave-clear, lose) - one node, three interchangeable clips, instead of three separate always-idle nodes.</w:t>
+        <w:t xml:space="preserve">Structure: notice every round-ending sound (WinSound, WaveSound, LifeLostSound, GameOverSound) is its own small, dedicated node living on GameManager, right next to the state change it represents - four simple nodes instead of one more complicated shared one.</w:t>
       </w:r>
     </w:p>
     <w:p>
@@ -776,7 +728,7 @@
         <w:spacing w:after="60"/>
       </w:pPr>
       <w:r>
-        <w:t xml:space="preserve">Wrong sound plays: confirm .stream is being reassigned immediately before each .play() call, not left over from a previous event.</w:t>
+        <w:t xml:space="preserve">No sound on wave-clear: confirm $WaveSound.play() is actually inside the else branch, not after the if/else.</w:t>
       </w:r>
     </w:p>
     <w:p>
@@ -789,7 +741,7 @@
         <w:spacing w:after="60"/>
       </w:pPr>
       <w:r>
-        <w:t xml:space="preserve">No sound on wave-clear: confirm the SND_WAVE play() call is actually inside the else branch, not after the if/else.</w:t>
+        <w:t xml:space="preserve">NullReferenceException-style "Node not found" on WaveSound: confirm the node is actually named WaveSound (case-sensitive) and is a direct child of GameManager.</w:t>
       </w:r>
     </w:p>
     <w:p>
@@ -802,7 +754,7 @@
         <w:spacing w:after="60"/>
       </w:pPr>
       <w:r>
-        <w:t xml:space="preserve">Lose sound plays repeatedly: confirm the lose branch is still guarded by "if lives &lt;= 0" as a one-time check (from Lesson 8), not re-triggering every frame lives stays at 0.</w:t>
+        <w:t xml:space="preserve">Game-over or life-lost sound plays repeatedly: confirm the lose branch is still guarded by "if lives &lt;= 0" / "else" as a one-time check (from Lesson 8), not re-triggering every frame.</w:t>
       </w:r>
     </w:p>
     <w:p>

--- a/docs/Lessons/Lesson 12 - Hearing It Happen/Handouts/Lesson_12_Handout_Godot.docx
+++ b/docs/Lessons/Lesson 12 - Hearing It Happen/Handouts/Lesson_12_Handout_Godot.docx
@@ -285,6 +285,20 @@
       </w:pPr>
       <w:r>
         <w:rPr>
+          <w:i/>
+          <w:iCs/>
+          <w:color w:val="555555"/>
+          <w:sz w:val="18"/>
+          <w:szCs w:val="18"/>
+        </w:rPr>
+        <w:t xml:space="preserve">Highlighted lines are new this week; everything else is code you already have.</w:t>
+      </w:r>
+      <w:r>
+        <w:br/>
+        <w:t xml:space="preserve"/>
+      </w:r>
+      <w:r>
+        <w:rPr>
           <w:rFonts w:ascii="Consolas" w:cs="Consolas" w:eastAsia="Consolas" w:hAnsi="Consolas"/>
           <w:sz w:val="20"/>
           <w:szCs w:val="20"/>
@@ -456,6 +470,7 @@
           <w:rFonts w:ascii="Consolas" w:cs="Consolas" w:eastAsia="Consolas" w:hAnsi="Consolas"/>
           <w:sz w:val="20"/>
           <w:szCs w:val="20"/>
+          <w:shd w:fill="FFE98A" w:val="clear"/>
         </w:rPr>
         <w:t xml:space="preserve">            $WaveSound.play()</w:t>
       </w:r>
